--- a/client_rules/National General Quick Summary.docx
+++ b/client_rules/National General Quick Summary.docx
@@ -1881,6 +1881,7 @@
           <w:sz w:val="18"/>
           <w:szCs w:val="18"/>
         </w:rPr>
+        <w:lastRenderedPageBreak/>
         <w:t>Unknown mileage = enter 0/unknown</w:t>
       </w:r>
       <w:r>
@@ -2513,7 +2514,7 @@
           <w:sz w:val="18"/>
           <w:szCs w:val="18"/>
         </w:rPr>
-        <w:t>Core appraisal report</w:t>
+        <w:t>appraisal report</w:t>
       </w:r>
       <w:r>
         <w:rPr>
